--- a/companies/ashcombe-advisory/People/2020.08.21 - Onboarding - Kimberly Le.docx
+++ b/companies/ashcombe-advisory/People/2020.08.21 - Onboarding - Kimberly Le.docx
@@ -3,31 +3,23 @@
 <w:document xmlns:wpc="http://schemas.microsoft.com/office/word/2010/wordprocessingCanvas" xmlns:mo="http://schemas.microsoft.com/office/mac/office/2008/main" xmlns:mc="http://schemas.openxmlformats.org/markup-compatibility/2006" xmlns:mv="urn:schemas-microsoft-com:mac:vml" xmlns:o="urn:schemas-microsoft-com:office:office" xmlns:r="http://schemas.openxmlformats.org/officeDocument/2006/relationships" xmlns:m="http://schemas.openxmlformats.org/officeDocument/2006/math" xmlns:v="urn:schemas-microsoft-com:vml" xmlns:wp14="http://schemas.microsoft.com/office/word/2010/wordprocessingDrawing" xmlns:wp="http://schemas.openxmlformats.org/drawingml/2006/wordprocessingDrawing" xmlns:w10="urn:schemas-microsoft-com:office:word" xmlns:w="http://schemas.openxmlformats.org/wordprocessingml/2006/main" xmlns:w14="http://schemas.microsoft.com/office/word/2010/wordml" xmlns:wpg="http://schemas.microsoft.com/office/word/2010/wordprocessingGroup" xmlns:wpi="http://schemas.microsoft.com/office/word/2010/wordprocessingInk" xmlns:wne="http://schemas.microsoft.com/office/word/2006/wordml" xmlns:wps="http://schemas.microsoft.com/office/word/2010/wordprocessingShape" mc:Ignorable="w14 wp14">
   <w:body>
     <w:p>
-      <w:pPr>
-        <w:pStyle w:val="Heading1"/>
-      </w:pPr>
       <w:r>
-        <w:t>Onboarding Record: Kimberly Le</w:t>
+        <w:t>It is a pleasure to welcome Kimberly Le to Ashcombe Advisory Partners. She joins the advisory bench as a Communications Analyst, and those of us who have already traded a note with her can tell the firm has hired well. Kimberly reads a crowded news cycle quickly and writes it up even faster, which is exactly the instinct the work asks for, and she does it without losing the thread that matters most to a client.</w:t>
       </w:r>
     </w:p>
     <w:p>
       <w:r>
-        <w:t>This is the file note for Kimberly Le, who started this week as a Communications Analyst. She joins the advisory group, and the analyst's part of that group is the quiet, foundational reading that everything else gets built on. Kimberly will spend her days working through filings, a competitor's chosen language, and the general run of market commentary, then boiling it down into a brief that puts the finding up front instead of making a reader dig for it. That habit of leading with the evidence is what stood out about her while we were hiring, and it is the reason she is with us.</w:t>
+        <w:t>Her job is to keep watch on the media landscape for our clients and to turn what she sees into a few lines an advisor can act on. Day to day that means drafting talking points and short reads on how a story is moving, and sitting close to the advisors on live engagements so she learns the accounts as she covers them. The seat sits near the front of every engagement, since the first thing an advisor wants in the morning is an honest read of where a client's story stands. She reports to Michael Morris, our Partner, who will set her assignments and be her first point of call while she settles in.</w:t>
       </w:r>
     </w:p>
     <w:p>
       <w:r>
-        <w:t>Kimberly reports to Michael Morris, Partner. He hands her the assignments and reads her output before any of it travels to a client, which is the right apprenticeship for someone starting out. A few of the firm's touchier accounts are his, and the fastest way to learn how a difficult announcement gets handled is to sit close to one that is handled well. Anyone across the bench is hers to ask, but questions of priority, and questions about her own progress, go to Michael.</w:t>
+        <w:t>The first weeks are meant for finding her feet rather than carrying a full book. We would like her to shadow a few active engagements, follow the standing status threads, and get a feel for the house preference for a clean, short read before she takes on work of her own. Our operations team will set her up on the mailbox and the shared files in the first day or two, so nothing practical stands in her way. If anything is unclear in those early days, the right instinct here is to ask rather than guess, and no one will mind the question.</w:t>
       </w:r>
     </w:p>
     <w:p>
       <w:r>
-        <w:t>These opening weeks are for absorbing how the place runs rather than for clocking volume. Before she opens a client's files, Kimberly should have read that engagement's letter and its kickoff memo, so the edges of the work are clear to her from the outset. Confidentiality here is absolute: the identity of a client, the substance of what we are doing, and the timing of anything unannounced do not travel past these walls, however much an outsider appears to know already. Her desk, her mail account, and her access to the shared files ought to be live on the first morning; operations can walk her through how the mailbox is triaged and where each matter is filed, and she should call out any gap at once rather than quietly build around it.</w:t>
-      </w:r>
-    </w:p>
-    <w:p>
-      <w:r>
-        <w:t>There is one discipline I press on every analyst and will press on her face to face: trace a number back to where it came from before you let it into a draft. A polished sentence resting on a bad figure does more harm than a blank page, and catching that early is most of what the role is for. Her instinct to name a shaky assumption out loud before she signs on to a conclusion is exactly right, and I would not want her to lose it. We are pleased she has joined us. Prepared by Julie Hill, Managing Partner, for the personnel file.</w:t>
+        <w:t>Julie Hill will sit down with Kimberly in her first week to walk through the accounts she will help cover and to answer whatever the first days have raised. In the meantime, please make her welcome when you pass her desk, and point her toward anything she needs to get started. We are glad she chose us, and we want her first weeks here to feel like a place she can do her best work.</w:t>
       </w:r>
     </w:p>
     <w:sectPr>
